--- a/docs/manuals/04-心情日历-数据库设计说明书.docx
+++ b/docs/manuals/04-心情日历-数据库设计说明书.docx
@@ -244,7 +244,7 @@
                 <w:color w:val="000000"/>
                 <w:sz w:val="20"/>
               </w:rPr>
-              <w:t>仓库基线 21c7fc9  功能代码基线 cb6e6b9</w:t>
+              <w:t>仓库与功能代码基线 160f96e</w:t>
             </w:r>
           </w:p>
         </w:tc>
@@ -305,7 +305,7 @@
                 <w:color w:val="000000"/>
                 <w:sz w:val="20"/>
               </w:rPr>
-              <w:t>2026年9月18日</w:t>
+              <w:t>2026年9月20日</w:t>
             </w:r>
           </w:p>
         </w:tc>
@@ -19769,7 +19769,7 @@
           <w:color w:val="000000"/>
           <w:sz w:val="22"/>
         </w:rPr>
-        <w:t>验证依据：docs/testing/ 下的 2026-09-18-功能测试报告.md 与 2026-09-18-UI优化验收.md。结果对应既有测试基线。</w:t>
+        <w:t>基线160f96e未修改Room结构、版本4、15张表或3到4迁移。验证边界见docs/testing/下2026-09-18功能测试、UI优化验收和2026-09-19界面适配报告。</w:t>
       </w:r>
     </w:p>
     <w:sectPr>

--- a/docs/manuals/04-心情日历-数据库设计说明书.docx
+++ b/docs/manuals/04-心情日历-数据库设计说明书.docx
@@ -232,19 +232,8 @@
             </w:tcMar>
           </w:tcPr>
           <w:p>
-            <w:pPr>
-              <w:keepNext w:val="0"/>
-              <w:spacing w:after="0" w:line="252" w:lineRule="auto"/>
-            </w:pPr>
-            <w:r>
-              <w:rPr>
-                <w:rFonts w:ascii="Calibri" w:hAnsi="Calibri" w:eastAsia="微软雅黑"/>
-                <w:b w:val="0"/>
-                <w:i w:val="0"/>
-                <w:color w:val="000000"/>
-                <w:sz w:val="20"/>
-              </w:rPr>
-              <w:t>仓库与功能代码基线 160f96e</w:t>
+            <w:r>
+              <w:t>仓库与功能代码基线 698d6fe</w:t>
             </w:r>
           </w:p>
         </w:tc>
@@ -293,19 +282,8 @@
             </w:tcMar>
           </w:tcPr>
           <w:p>
-            <w:pPr>
-              <w:keepNext w:val="0"/>
-              <w:spacing w:after="0" w:line="252" w:lineRule="auto"/>
-            </w:pPr>
-            <w:r>
-              <w:rPr>
-                <w:rFonts w:ascii="Calibri" w:hAnsi="Calibri" w:eastAsia="微软雅黑"/>
-                <w:b w:val="0"/>
-                <w:i w:val="0"/>
-                <w:color w:val="000000"/>
-                <w:sz w:val="20"/>
-              </w:rPr>
-              <w:t>2026年9月20日</w:t>
+            <w:r>
+              <w:t>2026年9月22日</w:t>
             </w:r>
           </w:p>
         </w:tc>
@@ -542,14 +520,7 @@
         <w:spacing w:after="20" w:line="252" w:lineRule="auto"/>
       </w:pPr>
       <w:r>
-        <w:rPr>
-          <w:rFonts w:ascii="Calibri" w:hAnsi="Calibri" w:eastAsia="微软雅黑"/>
-          <w:b w:val="0"/>
-          <w:i w:val="0"/>
-          <w:color w:val="000000"/>
-          <w:sz w:val="22"/>
-        </w:rPr>
-        <w:t>4 迁移与维护</w:t>
+        <w:t>4 迁移与维护    5 本轮数据结构确认</w:t>
       </w:r>
     </w:p>
     <w:p>
@@ -19770,6 +19741,25 @@
           <w:sz w:val="22"/>
         </w:rPr>
         <w:t>基线160f96e未修改Room结构、版本4、15张表或3到4迁移。验证边界见docs/testing/下2026-09-18功能测试、UI优化验收和2026-09-19界面适配报告。</w:t>
+      </w:r>
+    </w:p>
+    <w:p>
+      <w:pPr>
+        <w:pStyle w:val="Heading1"/>
+      </w:pPr>
+      <w:r>
+        <w:rPr>
+          <w:color w:val="000000"/>
+        </w:rPr>
+        <w:t>5 本轮数据结构确认</w:t>
+      </w:r>
+    </w:p>
+    <w:p>
+      <w:pPr>
+        <w:spacing w:after="120"/>
+      </w:pPr>
+      <w:r>
+        <w:t>功能代码基线698d6fe未修改Room版本、15张表、实体字段、DAO或3到4迁移。纪念日编辑复用anniversary_records主键执行REPLACE，并保留createdAt；今日记录、趋势和复盘均由既有mood_records查询与内存聚合完成。AA合成演示不写入任何表。</w:t>
       </w:r>
     </w:p>
     <w:sectPr>

--- a/docs/manuals/04-心情日历-数据库设计说明书.docx
+++ b/docs/manuals/04-心情日历-数据库设计说明书.docx
@@ -19760,6 +19760,29 @@
       </w:pPr>
       <w:r>
         <w:t>功能代码基线698d6fe未修改Room版本、15张表、实体字段、DAO或3到4迁移。纪念日编辑复用anniversary_records主键执行REPLACE，并保留createdAt；今日记录、趋势和复盘均由既有mood_records查询与内存聚合完成。AA合成演示不写入任何表。</w:t>
+      </w:r>
+    </w:p>
+    <w:p>
+      <w:r>
+        <w:br w:type="page"/>
+      </w:r>
+    </w:p>
+    <w:p>
+      <w:pPr>
+        <w:pStyle w:val="Heading1"/>
+      </w:pPr>
+      <w:r>
+        <w:t>6 深度洞察数据影响确认</w:t>
+      </w:r>
+    </w:p>
+    <w:p>
+      <w:r>
+        <w:t>本轮深度洞察和交互扩展不修改Room数据库版本、实体、DAO或迁移。连续记录、波动程度、高低点、时段分布和下一步建议均在内存中根据当前学生的mood_records查询结果计算。</w:t>
+      </w:r>
+    </w:p>
+    <w:p>
+      <w:r>
+        <w:t>反思练习不新增独立答案表。用户选择写下想法时进入现有MoodRecord编辑流程，因此继续使用当前记录的本地存储和权限边界。教师端不能读取这些原始记录。</w:t>
       </w:r>
     </w:p>
     <w:sectPr>

--- a/docs/manuals/04-心情日历-数据库设计说明书.docx
+++ b/docs/manuals/04-心情日历-数据库设计说明书.docx
@@ -19783,6 +19783,34 @@
     <w:p>
       <w:r>
         <w:t>反思练习不新增独立答案表。用户选择写下想法时进入现有MoodRecord编辑流程，因此继续使用当前记录的本地存储和权限边界。教师端不能读取这些原始记录。</w:t>
+      </w:r>
+    </w:p>
+    <w:p>
+      <w:r>
+        <w:br w:type="page"/>
+      </w:r>
+    </w:p>
+    <w:p>
+      <w:pPr>
+        <w:pStyle w:val="Heading1"/>
+      </w:pPr>
+      <w:r>
+        <w:t>7 双角色入口数据影响确认</w:t>
+      </w:r>
+    </w:p>
+    <w:p>
+      <w:r>
+        <w:t>双角色入口和导航重构不修改Room版本、15张表、实体字段、DAO或3到4迁移。身份由SessionProvider提供，角色路由不写入业务数据库。</w:t>
+      </w:r>
+    </w:p>
+    <w:p>
+      <w:r>
+        <w:t>学生本人数据继续以studentId和dataDomain限定，教师访问继续由care_teacher_assignments校验责任范围。教师工作台从care_alerts、care_interventions和必要的care_aa_enrollments读取摘要，不查询mood_records正文、care_assessments逐题密文或care_health_samples原始值。</w:t>
+      </w:r>
+    </w:p>
+    <w:p>
+      <w:r>
+        <w:t>正式接入学校认证时应在受信服务端维护账号、角色和责任范围。当前固定DEMO身份不应迁移为生产账号表，也不能作为真实授权方案。</w:t>
       </w:r>
     </w:p>
     <w:sectPr>
